--- a/docs/crash_causation_results.docx
+++ b/docs/crash_causation_results.docx
@@ -218,7 +218,7 @@
         <w:t xml:space="preserve"> </w:t>
       </w:r>
       <w:r>
-        <w:t xml:space="preserve">by only a few percent (section 4.4), so the rule choice is not consequential.</w:t>
+        <w:t xml:space="preserve">by only a few percent (section 4.5), so the rule choice is not consequential.</w:t>
       </w:r>
     </w:p>
     <w:p>
@@ -408,7 +408,7 @@
         <w:t xml:space="preserve"> </w:t>
       </w:r>
       <w:r>
-        <w:t xml:space="preserve">CBM-native comparison case; section 4.5 quantifies what the process placement buys.</w:t>
+        <w:t xml:space="preserve">CBM-native comparison case; section 4.6 quantifies what the process placement buys.</w:t>
       </w:r>
     </w:p>
     <w:p>
@@ -2822,59 +2822,13 @@
       </w:r>
     </w:p>
     <w:bookmarkEnd w:id="21"/>
-    <w:bookmarkStart w:id="22" w:name="X9ed40665c239ee1dc1083e2d85299b0a4353366"/>
+    <w:bookmarkStart w:id="22" w:name="X7d617d086e50e339ac9f304122260b28088c84b"/>
     <w:p>
       <w:pPr>
         <w:pStyle w:val="Heading3"/>
       </w:pPr>
       <w:r>
-        <w:t xml:space="preserve">4.3b-ii The B-versus-C ordering, tested as a paired difference</w:t>
-      </w:r>
-    </w:p>
-    <w:p>
-      <w:pPr>
-        <w:pStyle w:val="FirstParagraph"/>
-      </w:pPr>
-      <w:r>
-        <w:t xml:space="preserve">With the corrected (wider) intervals, the marginal HDIs of the two conditions overlap</w:t>
-      </w:r>
-      <w:r>
-        <w:t xml:space="preserve"> </w:t>
-      </w:r>
-      <w:r>
-        <w:t xml:space="preserve">substantially at every bin count — at N = 5, B is 0.148 [0.085, 0.273] and C is 0.209</w:t>
-      </w:r>
-      <w:r>
-        <w:t xml:space="preserve"> </w:t>
-      </w:r>
-      <w:r>
-        <w:t xml:space="preserve">[0.148, 0.343]. Read naively that would suggest the conditions are not separated, and it</w:t>
-      </w:r>
-      <w:r>
-        <w:t xml:space="preserve"> </w:t>
-      </w:r>
-      <w:r>
-        <w:t xml:space="preserve">would understate the evidence badly.</w:t>
-      </w:r>
-    </w:p>
-    <w:p>
-      <w:pPr>
-        <w:pStyle w:val="BodyText"/>
-      </w:pPr>
-      <w:r>
-        <w:t xml:space="preserve">Overlapping marginal intervals do not imply an undetermined difference when the two</w:t>
-      </w:r>
-      <w:r>
-        <w:t xml:space="preserve"> </w:t>
-      </w:r>
-      <w:r>
-        <w:t xml:space="preserve">estimates share a source of uncertainty, and here they share almost all of it: both</w:t>
-      </w:r>
-      <w:r>
-        <w:t xml:space="preserve"> </w:t>
-      </w:r>
-      <w:r>
-        <w:t xml:space="preserve">conditions are scored against the</w:t>
+        <w:t xml:space="preserve">4.3b-ii The B-versus-C ordering, tested as a difference</w:t>
       </w:r>
       <w:r>
         <w:t xml:space="preserve"> </w:t>
@@ -2884,74 +2838,123 @@
           <w:i/>
           <w:iCs/>
         </w:rPr>
-        <w:t xml:space="preserve">same</w:t>
-      </w:r>
-      <w:r>
-        <w:t xml:space="preserve"> </w:t>
-      </w:r>
-      <w:r>
-        <w:t xml:space="preserve">reference, through the</w:t>
-      </w:r>
-      <w:r>
-        <w:t xml:space="preserve"> </w:t>
-      </w:r>
+        <w:t xml:space="preserve">(revised 2026-08-27)</w:t>
+      </w:r>
+    </w:p>
+    <w:p>
+      <w:pPr>
+        <w:pStyle w:val="FirstParagraph"/>
+      </w:pPr>
+      <w:r>
+        <w:t xml:space="preserve">The quantity the study’s claim concerns is the difference θ_C − θ_B, so that is what</w:t>
+      </w:r>
+      <w:r>
+        <w:t xml:space="preserve"> </w:t>
+      </w:r>
+      <w:r>
+        <w:t xml:space="preserve">should carry an interval — comparing overlapping marginal HDIs would understate the</w:t>
+      </w:r>
+      <w:r>
+        <w:t xml:space="preserve"> </w:t>
+      </w:r>
+      <w:r>
+        <w:t xml:space="preserve">evidence where the two estimates share uncertainty (under the sample reading they share</w:t>
+      </w:r>
+      <w:r>
+        <w:t xml:space="preserve"> </w:t>
+      </w:r>
+      <w:r>
+        <w:t xml:space="preserve">the reference draw), and can mislead in either direction.</w:t>
+      </w:r>
+    </w:p>
+    <w:p>
+      <w:pPr>
+        <w:pStyle w:val="BodyText"/>
+      </w:pPr>
       <w:r>
         <w:rPr>
           <w:i/>
           <w:iCs/>
         </w:rPr>
-        <w:t xml:space="preserve">same</w:t>
-      </w:r>
-      <w:r>
-        <w:t xml:space="preserve"> </w:t>
-      </w:r>
-      <w:r>
-        <w:t xml:space="preserve">quantile bins, with</w:t>
-      </w:r>
-      <w:r>
-        <w:t xml:space="preserve"> </w:t>
-      </w:r>
-      <w:r>
-        <w:t xml:space="preserve">the</w:t>
-      </w:r>
-      <w:r>
-        <w:t xml:space="preserve"> </w:t>
-      </w:r>
-      <w:r>
-        <w:rPr>
-          <w:i/>
-          <w:iCs/>
-        </w:rPr>
-        <w:t xml:space="preserve">same</w:t>
-      </w:r>
-      <w:r>
-        <w:t xml:space="preserve"> </w:t>
-      </w:r>
-      <w:r>
-        <w:t xml:space="preserve">weights. Resampling the reference moves θ_B and θ_C together. The quantity the</w:t>
-      </w:r>
-      <w:r>
-        <w:t xml:space="preserve"> </w:t>
-      </w:r>
-      <w:r>
-        <w:t xml:space="preserve">study’s claim actually concerns is their difference, so that is what should carry an</w:t>
-      </w:r>
-      <w:r>
-        <w:t xml:space="preserve"> </w:t>
-      </w:r>
-      <w:r>
-        <w:t xml:space="preserve">interval. Recomputing with one shared reference resample per bootstrap draw:</w:t>
+        <w:t xml:space="preserve">Correction.</w:t>
+      </w:r>
+      <w:r>
+        <w:t xml:space="preserve"> </w:t>
+      </w:r>
+      <w:r>
+        <w:t xml:space="preserve">The first version of this section (2026-08-26) reported the difference as</w:t>
+      </w:r>
+      <w:r>
+        <w:t xml:space="preserve"> </w:t>
+      </w:r>
+      <w:r>
+        <w:t xml:space="preserve">0.061 with a 95% HDI of [0.037, 0.107] and a unanimous sign, from an analysis that</w:t>
+      </w:r>
+      <w:r>
+        <w:t xml:space="preserve"> </w:t>
+      </w:r>
+      <w:r>
+        <w:t xml:space="preserve">resampled the reference while holding</w:t>
+      </w:r>
+      <w:r>
+        <w:t xml:space="preserve"> </w:t>
+      </w:r>
+      <w:r>
+        <w:rPr>
+          <w:b/>
+          <w:bCs/>
+        </w:rPr>
+        <w:t xml:space="preserve">both synthetic sides fixed</w:t>
+      </w:r>
+      <w:r>
+        <w:t xml:space="preserve">. That omits the</w:t>
+      </w:r>
+      <w:r>
+        <w:t xml:space="preserve"> </w:t>
+      </w:r>
+      <w:r>
+        <w:t xml:space="preserve">synthetic-side sampling variance, which is independent between the conditions and does not</w:t>
+      </w:r>
+      <w:r>
+        <w:t xml:space="preserve"> </w:t>
+      </w:r>
+      <w:r>
+        <w:t xml:space="preserve">cancel in the difference; the certainty was overstated by exactly the kind of incomplete</w:t>
+      </w:r>
+      <w:r>
+        <w:t xml:space="preserve"> </w:t>
+      </w:r>
+      <w:r>
+        <w:t xml:space="preserve">uncertainty accounting section 4.3b corrects. The analysis is now committed</w:t>
+      </w:r>
+      <w:r>
+        <w:t xml:space="preserve"> </w:t>
+      </w:r>
+      <w:r>
+        <w:t xml:space="preserve">(</w:t>
+      </w:r>
+      <w:r>
+        <w:rPr>
+          <w:rStyle w:val="VerbatimChar"/>
+        </w:rPr>
+        <w:t xml:space="preserve">replication/causation/paired_difference.py</w:t>
+      </w:r>
+      <w:r>
+        <w:t xml:space="preserve">, 1 000 draws) and runs all three schemes:</w:t>
       </w:r>
     </w:p>
     <w:tbl>
       <w:tblPr>
         <w:tblStyle w:val="Table"/>
-        <w:tblW w:type="auto" w:w="0"/>
+        <w:tblW w:type="pct" w:w="5000"/>
+        <w:tblLayout w:type="fixed"/>
         <w:tblLook w:firstRow="1" w:lastRow="0" w:firstColumn="0" w:lastColumn="0" w:noHBand="0" w:noVBand="0" w:val="0020"/>
       </w:tblPr>
       <w:tblGrid>
-        <w:gridCol w:w="3960"/>
-        <w:gridCol w:w="3960"/>
+        <w:gridCol w:w="1980"/>
+        <w:gridCol w:w="1980"/>
+        <w:gridCol w:w="1980"/>
+        <w:gridCol w:w="1980"/>
       </w:tblGrid>
       <w:tr>
         <w:trPr>
@@ -2963,16 +2966,41 @@
             <w:pPr>
               <w:pStyle w:val="Compact"/>
             </w:pPr>
-          </w:p>
-        </w:tc>
-        <w:tc>
-          <w:tcPr/>
-          <w:p>
-            <w:pPr>
-              <w:pStyle w:val="Compact"/>
-            </w:pPr>
-            <w:r>
-              <w:t xml:space="preserve">value</w:t>
+            <w:r>
+              <w:t xml:space="preserve">scheme</w:t>
+            </w:r>
+          </w:p>
+        </w:tc>
+        <w:tc>
+          <w:tcPr/>
+          <w:p>
+            <w:pPr>
+              <w:pStyle w:val="Compact"/>
+            </w:pPr>
+            <w:r>
+              <w:t xml:space="preserve">mean θ_C − θ_B</w:t>
+            </w:r>
+          </w:p>
+        </w:tc>
+        <w:tc>
+          <w:tcPr/>
+          <w:p>
+            <w:pPr>
+              <w:pStyle w:val="Compact"/>
+            </w:pPr>
+            <w:r>
+              <w:t xml:space="preserve">95% HDI</w:t>
+            </w:r>
+          </w:p>
+        </w:tc>
+        <w:tc>
+          <w:tcPr/>
+          <w:p>
+            <w:pPr>
+              <w:pStyle w:val="Compact"/>
+            </w:pPr>
+            <w:r>
+              <w:t xml:space="preserve">P(θ_C &gt; θ_B)</w:t>
             </w:r>
           </w:p>
         </w:tc>
@@ -2985,10 +3013,45 @@
               <w:pStyle w:val="Compact"/>
             </w:pPr>
             <w:r>
-              <w:t xml:space="preserve">θ_C − θ_B, point estimate</w:t>
-            </w:r>
-          </w:p>
-        </w:tc>
+              <w:t xml:space="preserve">reference-only (the 2026-08-26 analysis; incomplete)</w:t>
+            </w:r>
+          </w:p>
+        </w:tc>
+        <w:tc>
+          <w:tcPr/>
+          <w:p>
+            <w:pPr>
+              <w:pStyle w:val="Compact"/>
+            </w:pPr>
+            <w:r>
+              <w:t xml:space="preserve">0.071</w:t>
+            </w:r>
+          </w:p>
+        </w:tc>
+        <w:tc>
+          <w:tcPr/>
+          <w:p>
+            <w:pPr>
+              <w:pStyle w:val="Compact"/>
+            </w:pPr>
+            <w:r>
+              <w:t xml:space="preserve">[0.039, 0.110]</w:t>
+            </w:r>
+          </w:p>
+        </w:tc>
+        <w:tc>
+          <w:tcPr/>
+          <w:p>
+            <w:pPr>
+              <w:pStyle w:val="Compact"/>
+            </w:pPr>
+            <w:r>
+              <w:t xml:space="preserve">0.998</w:t>
+            </w:r>
+          </w:p>
+        </w:tc>
+      </w:tr>
+      <w:tr>
         <w:tc>
           <w:tcPr/>
           <w:p>
@@ -3000,20 +3063,13 @@
                 <w:b/>
                 <w:bCs/>
               </w:rPr>
-              <w:t xml:space="preserve">0.061</w:t>
-            </w:r>
-          </w:p>
-        </w:tc>
-      </w:tr>
-      <w:tr>
-        <w:tc>
-          <w:tcPr/>
-          <w:p>
-            <w:pPr>
-              <w:pStyle w:val="Compact"/>
-            </w:pPr>
-            <w:r>
-              <w:t xml:space="preserve">95% HDI of the difference (paired, 500 draws)</w:t>
+              <w:t xml:space="preserve">population convention</w:t>
+            </w:r>
+            <w:r>
+              <w:t xml:space="preserve"> </w:t>
+            </w:r>
+            <w:r>
+              <w:t xml:space="preserve">(reference fixed, synthetic sides resampled)</w:t>
             </w:r>
           </w:p>
         </w:tc>
@@ -3028,20 +3084,7 @@
                 <w:b/>
                 <w:bCs/>
               </w:rPr>
-              <w:t xml:space="preserve">[0.037, 0.107]</w:t>
-            </w:r>
-          </w:p>
-        </w:tc>
-      </w:tr>
-      <w:tr>
-        <w:tc>
-          <w:tcPr/>
-          <w:p>
-            <w:pPr>
-              <w:pStyle w:val="Compact"/>
-            </w:pPr>
-            <w:r>
-              <w:t xml:space="preserve">P(θ_C &gt; θ_B)</w:t>
+              <w:t xml:space="preserve">0.055</w:t>
             </w:r>
           </w:p>
         </w:tc>
@@ -3056,7 +3099,68 @@
                 <w:b/>
                 <w:bCs/>
               </w:rPr>
-              <w:t xml:space="preserve">1.000</w:t>
+              <w:t xml:space="preserve">[−0.006, 0.110]</w:t>
+            </w:r>
+          </w:p>
+        </w:tc>
+        <w:tc>
+          <w:tcPr/>
+          <w:p>
+            <w:pPr>
+              <w:pStyle w:val="Compact"/>
+            </w:pPr>
+            <w:r>
+              <w:rPr>
+                <w:b/>
+                <w:bCs/>
+              </w:rPr>
+              <w:t xml:space="preserve">0.970</w:t>
+            </w:r>
+          </w:p>
+        </w:tc>
+      </w:tr>
+      <w:tr>
+        <w:tc>
+          <w:tcPr/>
+          <w:p>
+            <w:pPr>
+              <w:pStyle w:val="Compact"/>
+            </w:pPr>
+            <w:r>
+              <w:t xml:space="preserve">cases (shared reference draw + synthetic resamples)</w:t>
+            </w:r>
+          </w:p>
+        </w:tc>
+        <w:tc>
+          <w:tcPr/>
+          <w:p>
+            <w:pPr>
+              <w:pStyle w:val="Compact"/>
+            </w:pPr>
+            <w:r>
+              <w:t xml:space="preserve">0.068</w:t>
+            </w:r>
+          </w:p>
+        </w:tc>
+        <w:tc>
+          <w:tcPr/>
+          <w:p>
+            <w:pPr>
+              <w:pStyle w:val="Compact"/>
+            </w:pPr>
+            <w:r>
+              <w:t xml:space="preserve">[0.001, 0.147]</w:t>
+            </w:r>
+          </w:p>
+        </w:tc>
+        <w:tc>
+          <w:tcPr/>
+          <w:p>
+            <w:pPr>
+              <w:pStyle w:val="Compact"/>
+            </w:pPr>
+            <w:r>
+              <w:t xml:space="preserve">0.972</w:t>
             </w:r>
           </w:p>
         </w:tc>
@@ -3067,7 +3171,13 @@
         <w:pStyle w:val="BodyText"/>
       </w:pPr>
       <w:r>
-        <w:t xml:space="preserve">The interval excludes zero comfortably and the sign is unanimous across every resample.</w:t>
+        <w:t xml:space="preserve">Point estimate: 0.061. Under the project’s own population convention the ordering has a</w:t>
+      </w:r>
+      <w:r>
+        <w:t xml:space="preserve"> </w:t>
+      </w:r>
+      <w:r>
+        <w:t xml:space="preserve">posterior probability of about</w:t>
       </w:r>
       <w:r>
         <w:t xml:space="preserve"> </w:t>
@@ -3077,36 +3187,115 @@
           <w:b/>
           <w:bCs/>
         </w:rPr>
-        <w:t xml:space="preserve">The ordering — the active-inference condition closer to the reference than the CBM control</w:t>
+        <w:t xml:space="preserve">0.97</w:t>
+      </w:r>
+      <w:r>
+        <w:t xml:space="preserve">, with an HDI that grazes zero. That is strong</w:t>
+      </w:r>
+      <w:r>
+        <w:t xml:space="preserve"> </w:t>
+      </w:r>
+      <w:r>
+        <w:t xml:space="preserve">support, not proof: the correct statement is that</w:t>
+      </w:r>
+      <w:r>
+        <w:t xml:space="preserve"> </w:t>
       </w:r>
       <w:r>
         <w:rPr>
           <w:b/>
           <w:bCs/>
         </w:rPr>
-        <w:t xml:space="preserve"> </w:t>
+        <w:t xml:space="preserve">the ordering is consistent in point</w:t>
       </w:r>
       <w:r>
         <w:rPr>
           <w:b/>
           <w:bCs/>
         </w:rPr>
-        <w:t xml:space="preserve">on severity — is statistically robust</w:t>
-      </w:r>
-      <w:r>
-        <w:t xml:space="preserve">, and is more strongly supported than the marginal</w:t>
-      </w:r>
-      <w:r>
-        <w:t xml:space="preserve"> </w:t>
-      </w:r>
-      <w:r>
-        <w:t xml:space="preserve">intervals suggest. This is the claim the study rests on, and the bootstrap correction of</w:t>
-      </w:r>
-      <w:r>
-        <w:t xml:space="preserve"> </w:t>
-      </w:r>
-      <w:r>
-        <w:t xml:space="preserve">section 4.3b does not disturb it.</w:t>
+        <w:t xml:space="preserve"> </w:t>
+      </w:r>
+      <w:r>
+        <w:rPr>
+          <w:b/>
+          <w:bCs/>
+        </w:rPr>
+        <w:t xml:space="preserve">estimates at every bin count (section 4.4) and holds with ~0.97 probability under the</w:t>
+      </w:r>
+      <w:r>
+        <w:rPr>
+          <w:b/>
+          <w:bCs/>
+        </w:rPr>
+        <w:t xml:space="preserve"> </w:t>
+      </w:r>
+      <w:r>
+        <w:rPr>
+          <w:b/>
+          <w:bCs/>
+        </w:rPr>
+        <w:t xml:space="preserve">settled uncertainty convention</w:t>
+      </w:r>
+      <w:r>
+        <w:t xml:space="preserve"> </w:t>
+      </w:r>
+      <w:r>
+        <w:t xml:space="preserve">— no longer</w:t>
+      </w:r>
+      <w:r>
+        <w:t xml:space="preserve"> </w:t>
+      </w:r>
+      <w:r>
+        <w:t xml:space="preserve">“the same sign on every resample”</w:t>
+      </w:r>
+      <w:r>
+        <w:t xml:space="preserve">. Two</w:t>
+      </w:r>
+      <w:r>
+        <w:t xml:space="preserve"> </w:t>
+      </w:r>
+      <w:r>
+        <w:t xml:space="preserve">mitigating observations: θ is a bootstrap-biased maximum statistic and the bias is larger</w:t>
+      </w:r>
+      <w:r>
+        <w:t xml:space="preserve"> </w:t>
+      </w:r>
+      <w:r>
+        <w:t xml:space="preserve">for B’s smaller crash-record count, which pushes the resampled difference</w:t>
+      </w:r>
+      <w:r>
+        <w:t xml:space="preserve"> </w:t>
+      </w:r>
+      <w:r>
+        <w:rPr>
+          <w:i/>
+          <w:iCs/>
+        </w:rPr>
+        <w:t xml:space="preserve">down</w:t>
+      </w:r>
+      <w:r>
+        <w:t xml:space="preserve"> </w:t>
+      </w:r>
+      <w:r>
+        <w:t xml:space="preserve">relative</w:t>
+      </w:r>
+      <w:r>
+        <w:t xml:space="preserve"> </w:t>
+      </w:r>
+      <w:r>
+        <w:t xml:space="preserve">to the point estimate; and the ordering is corroborated independently of θ by the</w:t>
+      </w:r>
+      <w:r>
+        <w:t xml:space="preserve"> </w:t>
+      </w:r>
+      <w:r>
+        <w:t xml:space="preserve">braking aggregate (section 4.3c: B within 0.3% of the reference where C over-brakes by</w:t>
+      </w:r>
+      <w:r>
+        <w:t xml:space="preserve"> </w:t>
+      </w:r>
+      <w:r>
+        <w:t xml:space="preserve">35%), which does not involve binning at all.</w:t>
       </w:r>
     </w:p>
     <w:p>
@@ -3114,13 +3303,19 @@
         <w:pStyle w:val="BodyText"/>
       </w:pPr>
       <w:r>
-        <w:t xml:space="preserve">The same reasoning applies to any future comparison between conditions here, and the paired</w:t>
-      </w:r>
-      <w:r>
-        <w:t xml:space="preserve"> </w:t>
-      </w:r>
-      <w:r>
-        <w:t xml:space="preserve">form should be preferred over comparing marginal intervals.</w:t>
+        <w:t xml:space="preserve">The paired/difference form remains the right one for any future comparison between</w:t>
+      </w:r>
+      <w:r>
+        <w:t xml:space="preserve"> </w:t>
+      </w:r>
+      <w:r>
+        <w:t xml:space="preserve">conditions; the lesson added by the correction is that the synthetic sides must be</w:t>
+      </w:r>
+      <w:r>
+        <w:t xml:space="preserve"> </w:t>
+      </w:r>
+      <w:r>
+        <w:t xml:space="preserve">resampled too.</w:t>
       </w:r>
     </w:p>
     <w:bookmarkEnd w:id="22"/>
@@ -4681,31 +4876,117 @@
         <w:t xml:space="preserve">biased upward under resampling</w:t>
       </w:r>
       <w:r>
-        <w:t xml:space="preserve">; at N = 20 condition B’s bootstrap HDI</w:t>
-      </w:r>
-      <w:r>
-        <w:t xml:space="preserve"> </w:t>
-      </w:r>
-      <w:r>
-        <w:t xml:space="preserve">[0.275, 0.552] does not contain its own point estimate. Both make the</w:t>
-      </w:r>
-      <w:r>
-        <w:t xml:space="preserve"> </w:t>
-      </w:r>
-      <w:r>
-        <w:t xml:space="preserve">“HDI upper bound</w:t>
-      </w:r>
-      <w:r>
-        <w:t xml:space="preserve"> </w:t>
-      </w:r>
-      <w:r>
-        <w:t xml:space="preserve">inside the ROPE”</w:t>
-      </w:r>
-      <w:r>
-        <w:t xml:space="preserve"> </w:t>
-      </w:r>
-      <w:r>
-        <w:t xml:space="preserve">rule more conservative at fine bin counts than it looks.</w:t>
+        <w:t xml:space="preserve">; under the cases resampling at N = 20,</w:t>
+      </w:r>
+      <w:r>
+        <w:t xml:space="preserve"> </w:t>
+      </w:r>
+      <w:r>
+        <w:t xml:space="preserve">condition B’s bootstrap HDI [0.347, 0.773] does not contain its own point estimate of</w:t>
+      </w:r>
+      <w:r>
+        <w:t xml:space="preserve"> </w:t>
+      </w:r>
+      <w:r>
+        <w:t xml:space="preserve">0.275.</w:t>
+      </w:r>
+      <w:r>
+        <w:t xml:space="preserve"> </w:t>
+      </w:r>
+      <w:r>
+        <w:rPr>
+          <w:i/>
+          <w:iCs/>
+        </w:rPr>
+        <w:t xml:space="preserve">(Corrected 2026-08-27: the first version quoted [0.275, 0.552] from an</w:t>
+      </w:r>
+      <w:r>
+        <w:rPr>
+          <w:i/>
+          <w:iCs/>
+        </w:rPr>
+        <w:t xml:space="preserve"> </w:t>
+      </w:r>
+      <w:r>
+        <w:rPr>
+          <w:i/>
+          <w:iCs/>
+        </w:rPr>
+        <w:t xml:space="preserve">intermediate run. Under the settled population convention the regenerated N = 20 HDI is</w:t>
+      </w:r>
+      <w:r>
+        <w:rPr>
+          <w:i/>
+          <w:iCs/>
+        </w:rPr>
+        <w:t xml:space="preserve"> </w:t>
+      </w:r>
+      <w:r>
+        <w:rPr>
+          <w:i/>
+          <w:iCs/>
+        </w:rPr>
+        <w:t xml:space="preserve">[0.263, 0.389], which does contain the point estimate — the bias is driven by reference</w:t>
+      </w:r>
+      <w:r>
+        <w:rPr>
+          <w:i/>
+          <w:iCs/>
+        </w:rPr>
+        <w:t xml:space="preserve"> </w:t>
+      </w:r>
+      <w:r>
+        <w:rPr>
+          <w:i/>
+          <w:iCs/>
+        </w:rPr>
+        <w:t xml:space="preserve">resampling and is mild when only the synthetic side is resampled. The stored sweep,</w:t>
+      </w:r>
+      <w:r>
+        <w:rPr>
+          <w:i/>
+          <w:iCs/>
+        </w:rPr>
+        <w:t xml:space="preserve"> </w:t>
+      </w:r>
+      <w:r>
+        <w:rPr>
+          <w:rStyle w:val="VerbatimChar"/>
+          <w:i/>
+          <w:iCs/>
+        </w:rPr>
+        <w:t xml:space="preserve">summary_bin_sensitivity_fullp_abn.md</w:t>
+      </w:r>
+      <w:r>
+        <w:rPr>
+          <w:i/>
+          <w:iCs/>
+        </w:rPr>
+        <w:t xml:space="preserve">, is now generated under the population convention.)</w:t>
+      </w:r>
+      <w:r>
+        <w:t xml:space="preserve"> </w:t>
+      </w:r>
+      <w:r>
+        <w:t xml:space="preserve">Both effects make the</w:t>
+      </w:r>
+      <w:r>
+        <w:t xml:space="preserve"> </w:t>
+      </w:r>
+      <w:r>
+        <w:t xml:space="preserve">“HDI upper bound inside the ROPE”</w:t>
+      </w:r>
+      <w:r>
+        <w:t xml:space="preserve"> </w:t>
+      </w:r>
+      <w:r>
+        <w:t xml:space="preserve">rule more conservative at fine bin</w:t>
+      </w:r>
+      <w:r>
+        <w:t xml:space="preserve"> </w:t>
+      </w:r>
+      <w:r>
+        <w:t xml:space="preserve">counts than it looks.</w:t>
       </w:r>
     </w:p>
     <w:bookmarkEnd w:id="24"/>
@@ -5338,7 +5619,7 @@
         <w:pStyle w:val="Heading3"/>
       </w:pPr>
       <w:r>
-        <w:t xml:space="preserve">4.4 The counterfactual rule barely matters</w:t>
+        <w:t xml:space="preserve">4.5 The counterfactual rule barely matters</w:t>
       </w:r>
     </w:p>
     <w:p>
@@ -5368,7 +5649,7 @@
         <w:pStyle w:val="Heading3"/>
       </w:pPr>
       <w:r>
-        <w:t xml:space="preserve">4.5 What the process placement buys, against its cost</w:t>
+        <w:t xml:space="preserve">4.6 What the process placement buys, against its cost</w:t>
       </w:r>
     </w:p>
     <w:p>
@@ -6601,7 +6882,7 @@
           <w:b/>
           <w:bCs/>
         </w:rPr>
-        <w:t xml:space="preserve">statistically solid rather than a point-estimate</w:t>
+        <w:t xml:space="preserve">strongly supported rather than a point-estimate</w:t>
       </w:r>
       <w:r>
         <w:rPr>
@@ -6615,16 +6896,28 @@
           <w:b/>
           <w:bCs/>
         </w:rPr>
-        <w:t xml:space="preserve">impression</w:t>
-      </w:r>
-      <w:r>
-        <w:t xml:space="preserve">: as a paired difference with a shared reference draw, θ_C − θ_B = 0.061</w:t>
-      </w:r>
-      <w:r>
-        <w:t xml:space="preserve"> </w:t>
-      </w:r>
-      <w:r>
-        <w:t xml:space="preserve">with a 95% HDI of [0.037, 0.107] and the same sign on every resample (section 4.3b-ii).</w:t>
+        <w:t xml:space="preserve">impression, though not beyond doubt</w:t>
+      </w:r>
+      <w:r>
+        <w:t xml:space="preserve">: tested as a difference, θ_C − θ_B = 0.061 with</w:t>
+      </w:r>
+      <w:r>
+        <w:t xml:space="preserve"> </w:t>
+      </w:r>
+      <w:r>
+        <w:t xml:space="preserve">P(θ_C &gt; θ_B) ≈ 0.97 under the settled uncertainty convention, an HDI that grazes zero</w:t>
+      </w:r>
+      <w:r>
+        <w:t xml:space="preserve"> </w:t>
+      </w:r>
+      <w:r>
+        <w:t xml:space="preserve">(section 4.3b-ii, corrected 2026-08-27), consistency in point estimates at every bin</w:t>
+      </w:r>
+      <w:r>
+        <w:t xml:space="preserve"> </w:t>
+      </w:r>
+      <w:r>
+        <w:t xml:space="preserve">count, and independent corroboration from the braking aggregate (section 4.3c).</w:t>
       </w:r>
       <w:r>
         <w:t xml:space="preserve"> </w:t>
